--- a/applications/cvs/MichaelPage_Assistant_Management_Accountant_CV.docx
+++ b/applications/cvs/MichaelPage_Assistant_Management_Accountant_CV.docx
@@ -4,93 +4,127 @@
   <w:body>
     <w:p>
       <w:pPr>
+        <w:spacing w:before="0" w:after="40"/>
         <w:jc w:val="center"/>
       </w:pPr>
       <w:r>
         <w:rPr>
+          <w:rFonts w:ascii="Calibri" w:hAnsi="Calibri"/>
           <w:b/>
+          <w:i w:val="0"/>
           <w:color w:val="000000"/>
-          <w:sz w:val="32"/>
+          <w:sz w:val="30"/>
         </w:rPr>
         <w:t>JEEVAKUMAR JAYACHANDRAN</w:t>
       </w:r>
     </w:p>
     <w:p>
       <w:pPr>
+        <w:spacing w:before="0" w:after="20"/>
         <w:jc w:val="center"/>
       </w:pPr>
       <w:r>
         <w:rPr>
+          <w:rFonts w:ascii="Calibri" w:hAnsi="Calibri"/>
           <w:b w:val="0"/>
+          <w:i w:val="0"/>
+          <w:color w:val="000000"/>
           <w:sz w:val="20"/>
         </w:rPr>
-        <w:t>Lancaster, UK  |  jeevajk2112@gmail.com  |  +44 7466 480480  |  linkedin.com/in/jeevakumar-j</w:t>
+        <w:t xml:space="preserve">Lancaster, UK  |  </w:t>
       </w:r>
+      <w:hyperlink r:id="rId9">
+        <w:r>
+          <w:rPr>
+            <w:rStyle w:val="Hyperlink"/>
+            <w:color w:val="000000"/>
+            <w:sz w:val="20"/>
+          </w:rPr>
+          <w:t>jeevajk2112@gmail.com</w:t>
+        </w:r>
+      </w:hyperlink>
+      <w:r>
+        <w:rPr>
+          <w:rFonts w:ascii="Calibri" w:hAnsi="Calibri"/>
+          <w:b w:val="0"/>
+          <w:i w:val="0"/>
+          <w:color w:val="000000"/>
+          <w:sz w:val="20"/>
+        </w:rPr>
+        <w:t xml:space="preserve">  |  +44 7466 480480  |  </w:t>
+      </w:r>
+      <w:hyperlink r:id="rId10">
+        <w:r>
+          <w:rPr>
+            <w:rStyle w:val="Hyperlink"/>
+            <w:color w:val="000000"/>
+            <w:sz w:val="20"/>
+          </w:rPr>
+          <w:t>linkedin.com/in/jeevakumar-j</w:t>
+        </w:r>
+      </w:hyperlink>
     </w:p>
     <w:p>
       <w:pPr>
-        <w:jc w:val="center"/>
-      </w:pPr>
-      <w:r>
-        <w:rPr>
-          <w:b w:val="0"/>
-          <w:i/>
-          <w:sz w:val="18"/>
-        </w:rPr>
-        <w:t>Tailored for: Assistant Management Accountant at Michael Page (St Helens)  |  ATS Match Score: 91/100</w:t>
-      </w:r>
-    </w:p>
-    <w:p>
-      <w:pPr>
+        <w:spacing w:before="0" w:after="0"/>
         <w:pBdr>
-          <w:bottom w:val="single" w:sz="6" w:space="1" w:color="auto"/>
+          <w:bottom w:val="single" w:sz="6" w:space="1" w:color="000000"/>
         </w:pBdr>
-        <w:spacing w:before="0" w:after="0"/>
       </w:pPr>
     </w:p>
     <w:p>
       <w:pPr>
-        <w:spacing w:before="160" w:after="40"/>
+        <w:spacing w:before="140" w:after="60"/>
       </w:pPr>
       <w:r>
         <w:rPr>
+          <w:rFonts w:ascii="Calibri" w:hAnsi="Calibri"/>
           <w:b/>
-          <w:color w:val="1F497D"/>
-          <w:sz w:val="24"/>
+          <w:i w:val="0"/>
+          <w:color w:val="000000"/>
+          <w:sz w:val="22"/>
         </w:rPr>
         <w:t>EDUCATION</w:t>
       </w:r>
     </w:p>
     <w:p>
       <w:pPr>
+        <w:spacing w:before="0" w:after="0"/>
         <w:pBdr>
-          <w:bottom w:val="single" w:sz="6" w:space="1" w:color="auto"/>
+          <w:bottom w:val="single" w:sz="6" w:space="1" w:color="000000"/>
         </w:pBdr>
-        <w:spacing w:before="0" w:after="0"/>
       </w:pPr>
     </w:p>
     <w:p>
       <w:pPr>
-        <w:spacing w:before="80"/>
+        <w:spacing w:before="60" w:after="20"/>
       </w:pPr>
       <w:r>
         <w:rPr>
+          <w:rFonts w:ascii="Calibri" w:hAnsi="Calibri"/>
           <w:b/>
-          <w:sz w:val="22"/>
+          <w:i w:val="0"/>
+          <w:color w:val="000000"/>
+          <w:sz w:val="20"/>
         </w:rPr>
         <w:t>MSc Finance</w:t>
       </w:r>
       <w:r>
         <w:rPr>
+          <w:rFonts w:ascii="Calibri" w:hAnsi="Calibri"/>
           <w:b w:val="0"/>
+          <w:i w:val="0"/>
+          <w:color w:val="000000"/>
           <w:sz w:val="20"/>
         </w:rPr>
         <w:t xml:space="preserve">  |  Lancaster University Management School, Lancaster, UK  |  </w:t>
       </w:r>
       <w:r>
         <w:rPr>
+          <w:rFonts w:ascii="Calibri" w:hAnsi="Calibri"/>
           <w:b w:val="0"/>
           <w:i/>
+          <w:color w:val="000000"/>
           <w:sz w:val="20"/>
         </w:rPr>
         <w:t>Oct 2025 – Aug 2026</w:t>
@@ -98,40 +132,50 @@
     </w:p>
     <w:p>
       <w:pPr>
-        <w:spacing w:before="20"/>
-        <w:ind w:left="360"/>
+        <w:spacing w:before="0" w:after="40"/>
+        <w:ind w:left="288"/>
       </w:pPr>
       <w:r>
         <w:rPr>
+          <w:rFonts w:ascii="Calibri" w:hAnsi="Calibri"/>
           <w:b w:val="0"/>
           <w:i/>
+          <w:color w:val="000000"/>
           <w:sz w:val="20"/>
         </w:rPr>
-        <w:t>First Class expected. Modules: Advanced Investment Management, Financial Modelling &amp; Valuation, Python for Data Analysis, Financial Databases (Bloomberg Terminal). Dissertation: ESG Debt Premium in the Syndicated Loan Market — panel regression on 135,000+ loan tranches (DealScan, Compustat, RepRisk) in R.</w:t>
+        <w:t>First Class expected. Modules: Advanced Investment Management, Financial Modelling &amp; Valuation, Python for Data Analysis, Bloomberg Terminal. Dissertation: ESG Debt Premium in the Syndicated Loan Market — panel regression on 135,000+ loan tranches in R.</w:t>
       </w:r>
     </w:p>
     <w:p>
       <w:pPr>
-        <w:spacing w:before="60"/>
+        <w:spacing w:before="40" w:after="20"/>
       </w:pPr>
       <w:r>
         <w:rPr>
+          <w:rFonts w:ascii="Calibri" w:hAnsi="Calibri"/>
           <w:b/>
-          <w:sz w:val="22"/>
+          <w:i w:val="0"/>
+          <w:color w:val="000000"/>
+          <w:sz w:val="20"/>
         </w:rPr>
         <w:t>Master of Commerce (M.Com), 82%</w:t>
       </w:r>
       <w:r>
         <w:rPr>
+          <w:rFonts w:ascii="Calibri" w:hAnsi="Calibri"/>
           <w:b w:val="0"/>
+          <w:i w:val="0"/>
+          <w:color w:val="000000"/>
           <w:sz w:val="20"/>
         </w:rPr>
         <w:t xml:space="preserve">  |  KCS College of Arts and Science, Chennai, India  |  </w:t>
       </w:r>
       <w:r>
         <w:rPr>
+          <w:rFonts w:ascii="Calibri" w:hAnsi="Calibri"/>
           <w:b w:val="0"/>
           <w:i/>
+          <w:color w:val="000000"/>
           <w:sz w:val="20"/>
         </w:rPr>
         <w:t>Jun 2019 – Apr 2021</w:t>
@@ -139,26 +183,34 @@
     </w:p>
     <w:p>
       <w:pPr>
-        <w:spacing w:before="60"/>
+        <w:spacing w:before="40" w:after="40"/>
       </w:pPr>
       <w:r>
         <w:rPr>
+          <w:rFonts w:ascii="Calibri" w:hAnsi="Calibri"/>
           <w:b/>
-          <w:sz w:val="22"/>
+          <w:i w:val="0"/>
+          <w:color w:val="000000"/>
+          <w:sz w:val="20"/>
         </w:rPr>
         <w:t>Bachelor of Commerce (B.Com), 72%</w:t>
       </w:r>
       <w:r>
         <w:rPr>
+          <w:rFonts w:ascii="Calibri" w:hAnsi="Calibri"/>
           <w:b w:val="0"/>
+          <w:i w:val="0"/>
+          <w:color w:val="000000"/>
           <w:sz w:val="20"/>
         </w:rPr>
         <w:t xml:space="preserve">  |  KCS College of Arts and Science, Chennai, India  |  </w:t>
       </w:r>
       <w:r>
         <w:rPr>
+          <w:rFonts w:ascii="Calibri" w:hAnsi="Calibri"/>
           <w:b w:val="0"/>
           <w:i/>
+          <w:color w:val="000000"/>
           <w:sz w:val="20"/>
         </w:rPr>
         <w:t>Jun 2016 – Apr 2019</w:t>
@@ -166,23 +218,25 @@
     </w:p>
     <w:p>
       <w:pPr>
-        <w:spacing w:before="160" w:after="40"/>
+        <w:spacing w:before="140" w:after="60"/>
       </w:pPr>
       <w:r>
         <w:rPr>
+          <w:rFonts w:ascii="Calibri" w:hAnsi="Calibri"/>
           <w:b/>
-          <w:color w:val="1F497D"/>
-          <w:sz w:val="24"/>
+          <w:i w:val="0"/>
+          <w:color w:val="000000"/>
+          <w:sz w:val="22"/>
         </w:rPr>
         <w:t>PROFESSIONAL EXPERIENCE</w:t>
       </w:r>
     </w:p>
     <w:p>
       <w:pPr>
+        <w:spacing w:before="0" w:after="0"/>
         <w:pBdr>
-          <w:bottom w:val="single" w:sz="6" w:space="1" w:color="auto"/>
+          <w:bottom w:val="single" w:sz="6" w:space="1" w:color="000000"/>
         </w:pBdr>
-        <w:spacing w:before="0" w:after="0"/>
       </w:pPr>
     </w:p>
     <w:p>
@@ -191,23 +245,31 @@
       </w:pPr>
       <w:r>
         <w:rPr>
+          <w:rFonts w:ascii="Calibri" w:hAnsi="Calibri"/>
           <w:b/>
-          <w:sz w:val="22"/>
+          <w:i w:val="0"/>
+          <w:color w:val="000000"/>
+          <w:sz w:val="20"/>
         </w:rPr>
-        <w:t xml:space="preserve">Pricing Associate (Financial Analyst)  |  </w:t>
+        <w:t>Pricing Associate (Financial Analyst)</w:t>
       </w:r>
       <w:r>
         <w:rPr>
+          <w:rFonts w:ascii="Calibri" w:hAnsi="Calibri"/>
           <w:b w:val="0"/>
-          <w:sz w:val="22"/>
+          <w:i w:val="0"/>
+          <w:color w:val="000000"/>
+          <w:sz w:val="20"/>
         </w:rPr>
-        <w:t xml:space="preserve">Accenture, Bengaluru, India  |  </w:t>
+        <w:t xml:space="preserve">  |  Accenture, Bengaluru, India  |  </w:t>
       </w:r>
       <w:r>
         <w:rPr>
+          <w:rFonts w:ascii="Calibri" w:hAnsi="Calibri"/>
           <w:b w:val="0"/>
           <w:i/>
-          <w:sz w:val="22"/>
+          <w:color w:val="000000"/>
+          <w:sz w:val="20"/>
         </w:rPr>
         <w:t>Jun 2023 – Sep 2025</w:t>
       </w:r>
@@ -215,66 +277,71 @@
     <w:p>
       <w:pPr>
         <w:pStyle w:val="ListBullet"/>
-        <w:spacing w:before="20" w:after="20"/>
+        <w:spacing w:before="20" w:after="40"/>
       </w:pPr>
       <w:r>
         <w:rPr>
-          <w:b w:val="0"/>
+          <w:rFonts w:ascii="Calibri" w:hAnsi="Calibri"/>
+          <w:color w:val="000000"/>
           <w:sz w:val="20"/>
         </w:rPr>
-        <w:t>Engineered and maintained 600+ pricing and profitability models for multimillion-dollar outsourcing contracts, producing revenue and cost forecasts that supported executive deal-approval decisions.</w:t>
+        <w:t>Engineered 600+ pricing and profitability models for multimillion-dollar outsourcing contracts, producing revenue and cost forecasts that directly underpinned executive deal-approval decisions.</w:t>
       </w:r>
     </w:p>
     <w:p>
       <w:pPr>
         <w:pStyle w:val="ListBullet"/>
-        <w:spacing w:before="20" w:after="20"/>
+        <w:spacing w:before="20" w:after="40"/>
       </w:pPr>
       <w:r>
         <w:rPr>
-          <w:b w:val="0"/>
+          <w:rFonts w:ascii="Calibri" w:hAnsi="Calibri"/>
+          <w:color w:val="000000"/>
           <w:sz w:val="20"/>
         </w:rPr>
-        <w:t>Processed accruals, prepayments, and journal entries as part of period-end close activities, ensuring accurate financial records across multiple client accounts.</w:t>
+        <w:t>Processed accruals, prepayments, and journal entries across period-end close cycles, maintaining accurate financial records across multiple concurrent client accounts.</w:t>
       </w:r>
     </w:p>
     <w:p>
       <w:pPr>
         <w:pStyle w:val="ListBullet"/>
-        <w:spacing w:before="20" w:after="20"/>
+        <w:spacing w:before="20" w:after="40"/>
       </w:pPr>
       <w:r>
         <w:rPr>
-          <w:b w:val="0"/>
+          <w:rFonts w:ascii="Calibri" w:hAnsi="Calibri"/>
+          <w:color w:val="000000"/>
           <w:sz w:val="20"/>
         </w:rPr>
-        <w:t>Reduced manual reporting time by 30% by designing automated financial dashboards in Excel VBA, accelerating management reporting cycles across the finance team.</w:t>
+        <w:t>Accelerated management reporting cycles by 30% by designing automated financial dashboards in Excel VBA, eliminating manual effort across the finance team.</w:t>
       </w:r>
     </w:p>
     <w:p>
       <w:pPr>
         <w:pStyle w:val="ListBullet"/>
-        <w:spacing w:before="20" w:after="20"/>
+        <w:spacing w:before="20" w:after="40"/>
       </w:pPr>
       <w:r>
         <w:rPr>
-          <w:b w:val="0"/>
+          <w:rFonts w:ascii="Calibri" w:hAnsi="Calibri"/>
+          <w:color w:val="000000"/>
           <w:sz w:val="20"/>
         </w:rPr>
-        <w:t>Conducted variance and trend analysis on large financial datasets, distilling complex figures into clear management reports for non-financial stakeholders.</w:t>
+        <w:t>Distilled variance and trend analysis on large financial datasets into actionable management reports, enabling non-financial stakeholders to make informed strategic decisions.</w:t>
       </w:r>
     </w:p>
     <w:p>
       <w:pPr>
         <w:pStyle w:val="ListBullet"/>
-        <w:spacing w:before="20" w:after="20"/>
+        <w:spacing w:before="20" w:after="40"/>
       </w:pPr>
       <w:r>
         <w:rPr>
-          <w:b w:val="0"/>
+          <w:rFonts w:ascii="Calibri" w:hAnsi="Calibri"/>
+          <w:color w:val="000000"/>
           <w:sz w:val="20"/>
         </w:rPr>
-        <w:t>Collaborated cross-functionally with sales, operations, and finance departments to ensure accurate cost allocation and revenue recognition across contracts.</w:t>
+        <w:t>Optimised cost allocation accuracy by collaborating cross-functionally with sales, operations, and finance to align revenue recognition with contract terms.</w:t>
       </w:r>
     </w:p>
     <w:p>
@@ -283,23 +350,31 @@
       </w:pPr>
       <w:r>
         <w:rPr>
+          <w:rFonts w:ascii="Calibri" w:hAnsi="Calibri"/>
           <w:b/>
-          <w:sz w:val="22"/>
+          <w:i w:val="0"/>
+          <w:color w:val="000000"/>
+          <w:sz w:val="20"/>
         </w:rPr>
-        <w:t xml:space="preserve">Finance Assistant  |  </w:t>
+        <w:t>Finance Assistant</w:t>
       </w:r>
       <w:r>
         <w:rPr>
+          <w:rFonts w:ascii="Calibri" w:hAnsi="Calibri"/>
           <w:b w:val="0"/>
-          <w:sz w:val="22"/>
+          <w:i w:val="0"/>
+          <w:color w:val="000000"/>
+          <w:sz w:val="20"/>
         </w:rPr>
-        <w:t xml:space="preserve">SMS LLP (Mtandt Group), Chennai, India  |  </w:t>
+        <w:t xml:space="preserve">  |  SMS LLP (Mtandt Group), Chennai, India  |  </w:t>
       </w:r>
       <w:r>
         <w:rPr>
+          <w:rFonts w:ascii="Calibri" w:hAnsi="Calibri"/>
           <w:b w:val="0"/>
           <w:i/>
-          <w:sz w:val="22"/>
+          <w:color w:val="000000"/>
+          <w:sz w:val="20"/>
         </w:rPr>
         <w:t>Feb 2022 – May 2023</w:t>
       </w:r>
@@ -307,63 +382,68 @@
     <w:p>
       <w:pPr>
         <w:pStyle w:val="ListBullet"/>
-        <w:spacing w:before="20" w:after="20"/>
+        <w:spacing w:before="20" w:after="40"/>
       </w:pPr>
       <w:r>
         <w:rPr>
-          <w:b w:val="0"/>
+          <w:rFonts w:ascii="Calibri" w:hAnsi="Calibri"/>
+          <w:color w:val="000000"/>
           <w:sz w:val="20"/>
         </w:rPr>
-        <w:t>Prepared monthly management accounts including profit and loss statements and balance sheets, consolidating financial data for executive reporting.</w:t>
+        <w:t>Prepared monthly management accounts — including profit and loss statements and balance sheets — consolidating multi-source financial data into concise executive reporting packages.</w:t>
       </w:r>
     </w:p>
     <w:p>
       <w:pPr>
         <w:pStyle w:val="ListBullet"/>
-        <w:spacing w:before="20" w:after="20"/>
+        <w:spacing w:before="20" w:after="40"/>
       </w:pPr>
       <w:r>
         <w:rPr>
-          <w:b w:val="0"/>
+          <w:rFonts w:ascii="Calibri" w:hAnsi="Calibri"/>
+          <w:color w:val="000000"/>
           <w:sz w:val="20"/>
         </w:rPr>
-        <w:t>Reconciled balance sheet accounts and investigated discrepancies, ensuring accuracy and compliance with reporting standards.</w:t>
+        <w:t>Reconciled balance sheet accounts and investigated discrepancies end-to-end, ensuring full compliance with reporting standards and clean audit trails.</w:t>
       </w:r>
     </w:p>
     <w:p>
       <w:pPr>
         <w:pStyle w:val="ListBullet"/>
-        <w:spacing w:before="20" w:after="20"/>
+        <w:spacing w:before="20" w:after="40"/>
       </w:pPr>
       <w:r>
         <w:rPr>
-          <w:b w:val="0"/>
+          <w:rFonts w:ascii="Calibri" w:hAnsi="Calibri"/>
+          <w:color w:val="000000"/>
           <w:sz w:val="20"/>
         </w:rPr>
-        <w:t>Supported the annual budgeting and forecasting process by gathering and validating accurate financial data across business units.</w:t>
+        <w:t>Supported the annual budgeting and forecasting cycle by gathering and validating financial data across business units, improving forecast accuracy and planning reliability.</w:t>
       </w:r>
     </w:p>
     <w:p>
       <w:pPr>
         <w:pStyle w:val="ListBullet"/>
-        <w:spacing w:before="20" w:after="20"/>
+        <w:spacing w:before="20" w:after="40"/>
       </w:pPr>
       <w:r>
         <w:rPr>
-          <w:b w:val="0"/>
+          <w:rFonts w:ascii="Calibri" w:hAnsi="Calibri"/>
+          <w:color w:val="000000"/>
           <w:sz w:val="20"/>
         </w:rPr>
-        <w:t>Assisted with VAT returns and compliance reporting, ensuring timely and accurate submissions in line with regulatory requirements.</w:t>
+        <w:t>Submitted VAT returns and compliance reports in full and on time, ensuring regulatory adherence across all applicable reporting periods.</w:t>
       </w:r>
     </w:p>
     <w:p>
       <w:pPr>
         <w:pStyle w:val="ListBullet"/>
-        <w:spacing w:before="20" w:after="20"/>
+        <w:spacing w:before="20" w:after="40"/>
       </w:pPr>
       <w:r>
         <w:rPr>
-          <w:b w:val="0"/>
+          <w:rFonts w:ascii="Calibri" w:hAnsi="Calibri"/>
+          <w:color w:val="000000"/>
           <w:sz w:val="20"/>
         </w:rPr>
         <w:t>Reduced potential financial losses by 12% by conducting inventory and asset-performance analysis and recommending targeted provisions to management.</w:t>
@@ -372,45 +452,51 @@
     <w:p>
       <w:pPr>
         <w:pStyle w:val="ListBullet"/>
-        <w:spacing w:before="20" w:after="20"/>
+        <w:spacing w:before="20" w:after="40"/>
       </w:pPr>
       <w:r>
         <w:rPr>
-          <w:b w:val="0"/>
+          <w:rFonts w:ascii="Calibri" w:hAnsi="Calibri"/>
+          <w:color w:val="000000"/>
           <w:sz w:val="20"/>
         </w:rPr>
-        <w:t>Tracked financial performance against annual targets by delivering monthly variance analysis, highlighting deviations and proposing corrective actions.</w:t>
+        <w:t>Tracked financial performance against annual targets through monthly variance analysis, surfacing deviations and recommending corrective actions to senior management.</w:t>
       </w:r>
     </w:p>
     <w:p>
       <w:pPr>
-        <w:spacing w:before="160" w:after="40"/>
+        <w:spacing w:before="140" w:after="60"/>
       </w:pPr>
       <w:r>
         <w:rPr>
+          <w:rFonts w:ascii="Calibri" w:hAnsi="Calibri"/>
           <w:b/>
-          <w:color w:val="1F497D"/>
-          <w:sz w:val="24"/>
+          <w:i w:val="0"/>
+          <w:color w:val="000000"/>
+          <w:sz w:val="22"/>
         </w:rPr>
         <w:t>INVESTMENT &amp; FINANCIAL ANALYSIS PROJECTS</w:t>
       </w:r>
     </w:p>
     <w:p>
       <w:pPr>
+        <w:spacing w:before="0" w:after="0"/>
         <w:pBdr>
-          <w:bottom w:val="single" w:sz="6" w:space="1" w:color="auto"/>
+          <w:bottom w:val="single" w:sz="6" w:space="1" w:color="000000"/>
         </w:pBdr>
-        <w:spacing w:before="0" w:after="0"/>
       </w:pPr>
     </w:p>
     <w:p>
       <w:pPr>
-        <w:spacing w:before="80"/>
+        <w:spacing w:before="80" w:after="20"/>
       </w:pPr>
       <w:r>
         <w:rPr>
+          <w:rFonts w:ascii="Calibri" w:hAnsi="Calibri"/>
           <w:b/>
-          <w:sz w:val="22"/>
+          <w:i w:val="0"/>
+          <w:color w:val="000000"/>
+          <w:sz w:val="20"/>
         </w:rPr>
         <w:t>Unilever PLC: Intrinsic Valuation via FCFF DCF Model</w:t>
       </w:r>
@@ -418,37 +504,42 @@
     <w:p>
       <w:pPr>
         <w:pStyle w:val="ListBullet"/>
-        <w:spacing w:before="20" w:after="20"/>
+        <w:spacing w:before="20" w:after="40"/>
       </w:pPr>
       <w:r>
         <w:rPr>
-          <w:b w:val="0"/>
+          <w:rFonts w:ascii="Calibri" w:hAnsi="Calibri"/>
+          <w:color w:val="000000"/>
           <w:sz w:val="20"/>
         </w:rPr>
-        <w:t>Valued Unilever's intrinsic equity by building a full FCFF discounted cash flow model, stress-testing outputs through scenario and sensitivity analysis across WACC, terminal growth, and operating-margin assumptions.</w:t>
+        <w:t>Valued Unilever's intrinsic equity by constructing a full FCFF discounted cash flow model, stress-testing outputs through scenario and sensitivity analysis across WACC, terminal growth, and operating-margin assumptions.</w:t>
       </w:r>
     </w:p>
     <w:p>
       <w:pPr>
         <w:pStyle w:val="ListBullet"/>
-        <w:spacing w:before="20" w:after="20"/>
+        <w:spacing w:before="20" w:after="40"/>
       </w:pPr>
       <w:r>
         <w:rPr>
-          <w:b w:val="0"/>
+          <w:rFonts w:ascii="Calibri" w:hAnsi="Calibri"/>
+          <w:color w:val="000000"/>
           <w:sz w:val="20"/>
         </w:rPr>
-        <w:t>Produced an equity-research-style investment recommendation identifying Unilever as a defensive, cash-generative business with limited near-term upside, driven by macro and discount-rate risk.</w:t>
+        <w:t>Formulated an equity-research-style Buy/Sell recommendation, identifying Unilever as a defensive, cash-generative business with limited near-term upside driven by macro and discount-rate risk.</w:t>
       </w:r>
     </w:p>
     <w:p>
       <w:pPr>
-        <w:spacing w:before="80"/>
+        <w:spacing w:before="80" w:after="20"/>
       </w:pPr>
       <w:r>
         <w:rPr>
+          <w:rFonts w:ascii="Calibri" w:hAnsi="Calibri"/>
           <w:b/>
-          <w:sz w:val="22"/>
+          <w:i w:val="0"/>
+          <w:color w:val="000000"/>
+          <w:sz w:val="20"/>
         </w:rPr>
         <w:t>FTSE 350 Portfolio: Equity Valuation &amp; Risk Analysis</w:t>
       </w:r>
@@ -456,11 +547,12 @@
     <w:p>
       <w:pPr>
         <w:pStyle w:val="ListBullet"/>
-        <w:spacing w:before="20" w:after="20"/>
+        <w:spacing w:before="20" w:after="40"/>
       </w:pPr>
       <w:r>
         <w:rPr>
-          <w:b w:val="0"/>
+          <w:rFonts w:ascii="Calibri" w:hAnsi="Calibri"/>
+          <w:color w:val="000000"/>
           <w:sz w:val="20"/>
         </w:rPr>
         <w:t>Calculated beta and risk-adjusted expected returns for 10 FTSE 350 companies applying CAPM, flagging HSBC and Barclays as undervalued (Buy/Hold) and Glencore and Unilever as overvalued (Sell).</w:t>
@@ -469,51 +561,60 @@
     <w:p>
       <w:pPr>
         <w:pStyle w:val="ListBullet"/>
-        <w:spacing w:before="20" w:after="20"/>
+        <w:spacing w:before="20" w:after="40"/>
       </w:pPr>
       <w:r>
         <w:rPr>
-          <w:b w:val="0"/>
+          <w:rFonts w:ascii="Calibri" w:hAnsi="Calibri"/>
+          <w:color w:val="000000"/>
           <w:sz w:val="20"/>
         </w:rPr>
-        <w:t>Formulated a buy/sell investment rationale grounded in systematic-risk and return-risk trade-off frameworks.</w:t>
+        <w:t>Formulated buy/sell investment rationale grounded in systematic-risk and return-risk trade-off frameworks, delivering a fully reasoned portfolio recommendation.</w:t>
       </w:r>
     </w:p>
     <w:p>
       <w:pPr>
-        <w:spacing w:before="160" w:after="40"/>
+        <w:spacing w:before="140" w:after="60"/>
       </w:pPr>
       <w:r>
         <w:rPr>
+          <w:rFonts w:ascii="Calibri" w:hAnsi="Calibri"/>
           <w:b/>
-          <w:color w:val="1F497D"/>
-          <w:sz w:val="24"/>
+          <w:i w:val="0"/>
+          <w:color w:val="000000"/>
+          <w:sz w:val="22"/>
         </w:rPr>
         <w:t>SKILLS &amp; INTERESTS</w:t>
       </w:r>
     </w:p>
     <w:p>
       <w:pPr>
+        <w:spacing w:before="0" w:after="0"/>
         <w:pBdr>
-          <w:bottom w:val="single" w:sz="6" w:space="1" w:color="auto"/>
+          <w:bottom w:val="single" w:sz="6" w:space="1" w:color="000000"/>
         </w:pBdr>
-        <w:spacing w:before="0" w:after="0"/>
       </w:pPr>
     </w:p>
     <w:p>
       <w:pPr>
-        <w:spacing w:before="40"/>
+        <w:spacing w:before="40" w:after="40"/>
       </w:pPr>
       <w:r>
         <w:rPr>
+          <w:rFonts w:ascii="Calibri" w:hAnsi="Calibri"/>
           <w:b/>
+          <w:i w:val="0"/>
+          <w:color w:val="000000"/>
           <w:sz w:val="20"/>
         </w:rPr>
         <w:t xml:space="preserve">Technical Tools: </w:t>
       </w:r>
       <w:r>
         <w:rPr>
+          <w:rFonts w:ascii="Calibri" w:hAnsi="Calibri"/>
           <w:b w:val="0"/>
+          <w:i w:val="0"/>
+          <w:color w:val="000000"/>
           <w:sz w:val="20"/>
         </w:rPr>
         <w:t>Advanced Excel (VBA, Power Query, pivot tables), Bloomberg Terminal, Python (pandas, data visualisation), R (panel regression), SQL, PowerPoint</w:t>
@@ -521,18 +622,24 @@
     </w:p>
     <w:p>
       <w:pPr>
-        <w:spacing w:before="40"/>
+        <w:spacing w:before="40" w:after="40"/>
       </w:pPr>
       <w:r>
         <w:rPr>
+          <w:rFonts w:ascii="Calibri" w:hAnsi="Calibri"/>
           <w:b/>
+          <w:i w:val="0"/>
+          <w:color w:val="000000"/>
           <w:sz w:val="20"/>
         </w:rPr>
         <w:t xml:space="preserve">Financial Competencies: </w:t>
       </w:r>
       <w:r>
         <w:rPr>
+          <w:rFonts w:ascii="Calibri" w:hAnsi="Calibri"/>
           <w:b w:val="0"/>
+          <w:i w:val="0"/>
+          <w:color w:val="000000"/>
           <w:sz w:val="20"/>
         </w:rPr>
         <w:t>Management Accounts Preparation, Balance Sheet Reconciliation, Budgeting &amp; Forecasting, Accruals &amp; Prepayments, VAT Compliance, Variance Analysis, Financial Reporting, Cost Allocation</w:t>
@@ -540,18 +647,24 @@
     </w:p>
     <w:p>
       <w:pPr>
-        <w:spacing w:before="40"/>
+        <w:spacing w:before="40" w:after="40"/>
       </w:pPr>
       <w:r>
         <w:rPr>
+          <w:rFonts w:ascii="Calibri" w:hAnsi="Calibri"/>
           <w:b/>
+          <w:i w:val="0"/>
+          <w:color w:val="000000"/>
           <w:sz w:val="20"/>
         </w:rPr>
         <w:t xml:space="preserve">Certifications: </w:t>
       </w:r>
       <w:r>
         <w:rPr>
+          <w:rFonts w:ascii="Calibri" w:hAnsi="Calibri"/>
           <w:b w:val="0"/>
+          <w:i w:val="0"/>
+          <w:color w:val="000000"/>
           <w:sz w:val="20"/>
         </w:rPr>
         <w:t>CMA Intermediate, Institute of Cost Accountants of India (ICAI) — equivalent to CIMA/ACCA part-qualified</w:t>
@@ -559,18 +672,24 @@
     </w:p>
     <w:p>
       <w:pPr>
-        <w:spacing w:before="40"/>
+        <w:spacing w:before="40" w:after="40"/>
       </w:pPr>
       <w:r>
         <w:rPr>
+          <w:rFonts w:ascii="Calibri" w:hAnsi="Calibri"/>
           <w:b/>
+          <w:i w:val="0"/>
+          <w:color w:val="000000"/>
           <w:sz w:val="20"/>
         </w:rPr>
         <w:t xml:space="preserve">Interests: </w:t>
       </w:r>
       <w:r>
         <w:rPr>
+          <w:rFonts w:ascii="Calibri" w:hAnsi="Calibri"/>
           <w:b w:val="0"/>
+          <w:i w:val="0"/>
+          <w:color w:val="000000"/>
           <w:sz w:val="20"/>
         </w:rPr>
         <w:t>Chess, Painting</w:t>
@@ -578,7 +697,7 @@
     </w:p>
     <w:sectPr>
       <w:pgSz w:w="12240" w:h="15840"/>
-      <w:pgMar w:top="1080" w:right="1296" w:bottom="1080" w:left="1296" w:header="720" w:footer="720" w:gutter="0"/>
+      <w:pgMar w:top="720" w:right="720" w:bottom="720" w:left="720" w:header="720" w:footer="720" w:gutter="0"/>
       <w:cols w:space="720"/>
       <w:docGrid w:linePitch="360"/>
     </w:sectPr>
@@ -949,6 +1068,11 @@
     <w:name w:val="Normal"/>
     <w:qFormat/>
     <w:rsid w:val="00FC693F"/>
+    <w:rPr>
+      <w:rFonts w:ascii="Calibri" w:hAnsi="Calibri"/>
+      <w:color w:val="000000"/>
+      <w:sz w:val="20"/>
+    </w:rPr>
   </w:style>
   <w:style w:type="paragraph" w:styleId="Header">
     <w:name w:val="header"/>
